--- a/public/reports/FM-USTP-ACAD-06-Attendance-and-Punctuality-Monitoring-Sheet.docx
+++ b/public/reports/FM-USTP-ACAD-06-Attendance-and-Punctuality-Monitoring-Sheet.docx
@@ -523,72 +523,188 @@
                 <w:sz w:val="20"/>
                 <w:szCs w:val="20"/>
               </w:rPr>
-              <w:t>{date}</w:t>
+              <w:t>{date</w:t>
             </w:r>
-          </w:p>
-        </w:tc>
-        <w:tc>
-          <w:tcPr>
-            <w:tcW w:w="705" w:type="dxa"/>
-            <w:vAlign w:val="center"/>
-          </w:tcPr>
-          <w:p>
-            <w:pPr>
-              <w:spacing w:after="0" w:line="240" w:lineRule="auto"/>
-              <w:rPr>
-                <w:rFonts w:ascii="Times New Roman" w:eastAsia="Times New Roman" w:hAnsi="Times New Roman" w:cs="Times New Roman"/>
-                <w:sz w:val="20"/>
-                <w:szCs w:val="20"/>
-              </w:rPr>
-            </w:pPr>
-          </w:p>
-        </w:tc>
-        <w:tc>
-          <w:tcPr>
-            <w:tcW w:w="705" w:type="dxa"/>
-            <w:vAlign w:val="center"/>
-          </w:tcPr>
-          <w:p>
-            <w:pPr>
-              <w:spacing w:after="0" w:line="240" w:lineRule="auto"/>
-              <w:rPr>
-                <w:rFonts w:ascii="Times New Roman" w:eastAsia="Times New Roman" w:hAnsi="Times New Roman" w:cs="Times New Roman"/>
-                <w:sz w:val="20"/>
-                <w:szCs w:val="20"/>
-              </w:rPr>
-            </w:pPr>
-          </w:p>
-        </w:tc>
-        <w:tc>
-          <w:tcPr>
-            <w:tcW w:w="705" w:type="dxa"/>
-            <w:vAlign w:val="center"/>
-          </w:tcPr>
-          <w:p>
-            <w:pPr>
-              <w:spacing w:after="0" w:line="240" w:lineRule="auto"/>
-              <w:rPr>
-                <w:rFonts w:ascii="Times New Roman" w:eastAsia="Times New Roman" w:hAnsi="Times New Roman" w:cs="Times New Roman"/>
-                <w:sz w:val="20"/>
-                <w:szCs w:val="20"/>
-              </w:rPr>
-            </w:pPr>
-          </w:p>
-        </w:tc>
-        <w:tc>
-          <w:tcPr>
-            <w:tcW w:w="705" w:type="dxa"/>
-            <w:vAlign w:val="center"/>
-          </w:tcPr>
-          <w:p>
-            <w:pPr>
-              <w:spacing w:after="0" w:line="240" w:lineRule="auto"/>
-              <w:rPr>
-                <w:rFonts w:ascii="Times New Roman" w:eastAsia="Times New Roman" w:hAnsi="Times New Roman" w:cs="Times New Roman"/>
-                <w:sz w:val="20"/>
-                <w:szCs w:val="20"/>
-              </w:rPr>
-            </w:pPr>
+            <w:r>
+              <w:rPr>
+                <w:rFonts w:ascii="Times New Roman" w:eastAsia="Times New Roman" w:hAnsi="Times New Roman" w:cs="Times New Roman"/>
+                <w:sz w:val="20"/>
+                <w:szCs w:val="20"/>
+              </w:rPr>
+              <w:t>1</w:t>
+            </w:r>
+            <w:r>
+              <w:rPr>
+                <w:rFonts w:ascii="Times New Roman" w:eastAsia="Times New Roman" w:hAnsi="Times New Roman" w:cs="Times New Roman"/>
+                <w:sz w:val="20"/>
+                <w:szCs w:val="20"/>
+              </w:rPr>
+              <w:t>}</w:t>
+            </w:r>
+          </w:p>
+        </w:tc>
+        <w:tc>
+          <w:tcPr>
+            <w:tcW w:w="705" w:type="dxa"/>
+            <w:vAlign w:val="center"/>
+          </w:tcPr>
+          <w:p>
+            <w:pPr>
+              <w:spacing w:after="0" w:line="240" w:lineRule="auto"/>
+              <w:jc w:val="center"/>
+              <w:rPr>
+                <w:rFonts w:ascii="Times New Roman" w:eastAsia="Times New Roman" w:hAnsi="Times New Roman" w:cs="Times New Roman"/>
+                <w:sz w:val="20"/>
+                <w:szCs w:val="20"/>
+              </w:rPr>
+            </w:pPr>
+            <w:r>
+              <w:rPr>
+                <w:rFonts w:ascii="Times New Roman" w:eastAsia="Times New Roman" w:hAnsi="Times New Roman" w:cs="Times New Roman"/>
+                <w:sz w:val="20"/>
+                <w:szCs w:val="20"/>
+              </w:rPr>
+              <w:t>{date</w:t>
+            </w:r>
+            <w:r>
+              <w:rPr>
+                <w:rFonts w:ascii="Times New Roman" w:eastAsia="Times New Roman" w:hAnsi="Times New Roman" w:cs="Times New Roman"/>
+                <w:sz w:val="20"/>
+                <w:szCs w:val="20"/>
+              </w:rPr>
+              <w:t>2</w:t>
+            </w:r>
+            <w:r>
+              <w:rPr>
+                <w:rFonts w:ascii="Times New Roman" w:eastAsia="Times New Roman" w:hAnsi="Times New Roman" w:cs="Times New Roman"/>
+                <w:sz w:val="20"/>
+                <w:szCs w:val="20"/>
+              </w:rPr>
+              <w:t>}</w:t>
+            </w:r>
+          </w:p>
+        </w:tc>
+        <w:tc>
+          <w:tcPr>
+            <w:tcW w:w="705" w:type="dxa"/>
+            <w:vAlign w:val="center"/>
+          </w:tcPr>
+          <w:p>
+            <w:pPr>
+              <w:spacing w:after="0" w:line="240" w:lineRule="auto"/>
+              <w:jc w:val="center"/>
+              <w:rPr>
+                <w:rFonts w:ascii="Times New Roman" w:eastAsia="Times New Roman" w:hAnsi="Times New Roman" w:cs="Times New Roman"/>
+                <w:sz w:val="20"/>
+                <w:szCs w:val="20"/>
+              </w:rPr>
+            </w:pPr>
+            <w:r>
+              <w:rPr>
+                <w:rFonts w:ascii="Times New Roman" w:eastAsia="Times New Roman" w:hAnsi="Times New Roman" w:cs="Times New Roman"/>
+                <w:sz w:val="20"/>
+                <w:szCs w:val="20"/>
+              </w:rPr>
+              <w:t>{date</w:t>
+            </w:r>
+            <w:r>
+              <w:rPr>
+                <w:rFonts w:ascii="Times New Roman" w:eastAsia="Times New Roman" w:hAnsi="Times New Roman" w:cs="Times New Roman"/>
+                <w:sz w:val="20"/>
+                <w:szCs w:val="20"/>
+              </w:rPr>
+              <w:t>3</w:t>
+            </w:r>
+            <w:r>
+              <w:rPr>
+                <w:rFonts w:ascii="Times New Roman" w:eastAsia="Times New Roman" w:hAnsi="Times New Roman" w:cs="Times New Roman"/>
+                <w:sz w:val="20"/>
+                <w:szCs w:val="20"/>
+              </w:rPr>
+              <w:t>}</w:t>
+            </w:r>
+          </w:p>
+        </w:tc>
+        <w:tc>
+          <w:tcPr>
+            <w:tcW w:w="705" w:type="dxa"/>
+            <w:vAlign w:val="center"/>
+          </w:tcPr>
+          <w:p>
+            <w:pPr>
+              <w:spacing w:after="0" w:line="240" w:lineRule="auto"/>
+              <w:jc w:val="center"/>
+              <w:rPr>
+                <w:rFonts w:ascii="Times New Roman" w:eastAsia="Times New Roman" w:hAnsi="Times New Roman" w:cs="Times New Roman"/>
+                <w:sz w:val="20"/>
+                <w:szCs w:val="20"/>
+              </w:rPr>
+            </w:pPr>
+            <w:r>
+              <w:rPr>
+                <w:rFonts w:ascii="Times New Roman" w:eastAsia="Times New Roman" w:hAnsi="Times New Roman" w:cs="Times New Roman"/>
+                <w:sz w:val="20"/>
+                <w:szCs w:val="20"/>
+              </w:rPr>
+              <w:t>{date</w:t>
+            </w:r>
+            <w:r>
+              <w:rPr>
+                <w:rFonts w:ascii="Times New Roman" w:eastAsia="Times New Roman" w:hAnsi="Times New Roman" w:cs="Times New Roman"/>
+                <w:sz w:val="20"/>
+                <w:szCs w:val="20"/>
+              </w:rPr>
+              <w:t>4</w:t>
+            </w:r>
+            <w:r>
+              <w:rPr>
+                <w:rFonts w:ascii="Times New Roman" w:eastAsia="Times New Roman" w:hAnsi="Times New Roman" w:cs="Times New Roman"/>
+                <w:sz w:val="20"/>
+                <w:szCs w:val="20"/>
+              </w:rPr>
+              <w:t>}</w:t>
+            </w:r>
+          </w:p>
+        </w:tc>
+        <w:tc>
+          <w:tcPr>
+            <w:tcW w:w="705" w:type="dxa"/>
+            <w:vAlign w:val="center"/>
+          </w:tcPr>
+          <w:p>
+            <w:pPr>
+              <w:spacing w:after="0" w:line="240" w:lineRule="auto"/>
+              <w:jc w:val="center"/>
+              <w:rPr>
+                <w:rFonts w:ascii="Times New Roman" w:eastAsia="Times New Roman" w:hAnsi="Times New Roman" w:cs="Times New Roman"/>
+                <w:sz w:val="20"/>
+                <w:szCs w:val="20"/>
+              </w:rPr>
+            </w:pPr>
+            <w:r>
+              <w:rPr>
+                <w:rFonts w:ascii="Times New Roman" w:eastAsia="Times New Roman" w:hAnsi="Times New Roman" w:cs="Times New Roman"/>
+                <w:sz w:val="20"/>
+                <w:szCs w:val="20"/>
+              </w:rPr>
+              <w:t>{date</w:t>
+            </w:r>
+            <w:r>
+              <w:rPr>
+                <w:rFonts w:ascii="Times New Roman" w:eastAsia="Times New Roman" w:hAnsi="Times New Roman" w:cs="Times New Roman"/>
+                <w:sz w:val="20"/>
+                <w:szCs w:val="20"/>
+              </w:rPr>
+              <w:t>5</w:t>
+            </w:r>
+            <w:r>
+              <w:rPr>
+                <w:rFonts w:ascii="Times New Roman" w:eastAsia="Times New Roman" w:hAnsi="Times New Roman" w:cs="Times New Roman"/>
+                <w:sz w:val="20"/>
+                <w:szCs w:val="20"/>
+              </w:rPr>
+              <w:t>}</w:t>
+            </w:r>
           </w:p>
         </w:tc>
         <w:tc>
@@ -600,76 +716,209 @@
           <w:p>
             <w:pPr>
               <w:spacing w:after="0" w:line="240" w:lineRule="auto"/>
-              <w:rPr>
-                <w:rFonts w:ascii="Times New Roman" w:eastAsia="Times New Roman" w:hAnsi="Times New Roman" w:cs="Times New Roman"/>
-                <w:sz w:val="20"/>
-                <w:szCs w:val="20"/>
-              </w:rPr>
-            </w:pPr>
-          </w:p>
-        </w:tc>
-        <w:tc>
-          <w:tcPr>
-            <w:tcW w:w="705" w:type="dxa"/>
-            <w:vAlign w:val="center"/>
-          </w:tcPr>
-          <w:p>
-            <w:pPr>
-              <w:spacing w:after="0" w:line="240" w:lineRule="auto"/>
-              <w:rPr>
-                <w:rFonts w:ascii="Times New Roman" w:eastAsia="Times New Roman" w:hAnsi="Times New Roman" w:cs="Times New Roman"/>
-                <w:sz w:val="20"/>
-                <w:szCs w:val="20"/>
-              </w:rPr>
-            </w:pPr>
-          </w:p>
-        </w:tc>
-        <w:tc>
-          <w:tcPr>
-            <w:tcW w:w="705" w:type="dxa"/>
-            <w:vAlign w:val="center"/>
-          </w:tcPr>
-          <w:p>
-            <w:pPr>
-              <w:spacing w:after="0" w:line="240" w:lineRule="auto"/>
-              <w:rPr>
-                <w:rFonts w:ascii="Times New Roman" w:eastAsia="Times New Roman" w:hAnsi="Times New Roman" w:cs="Times New Roman"/>
-                <w:sz w:val="20"/>
-                <w:szCs w:val="20"/>
-              </w:rPr>
-            </w:pPr>
-          </w:p>
-        </w:tc>
-        <w:tc>
-          <w:tcPr>
-            <w:tcW w:w="705" w:type="dxa"/>
-            <w:vAlign w:val="center"/>
-          </w:tcPr>
-          <w:p>
-            <w:pPr>
-              <w:spacing w:after="0" w:line="240" w:lineRule="auto"/>
-              <w:rPr>
-                <w:rFonts w:ascii="Times New Roman" w:eastAsia="Times New Roman" w:hAnsi="Times New Roman" w:cs="Times New Roman"/>
-                <w:sz w:val="20"/>
-                <w:szCs w:val="20"/>
-              </w:rPr>
-            </w:pPr>
-          </w:p>
-        </w:tc>
-        <w:tc>
-          <w:tcPr>
-            <w:tcW w:w="705" w:type="dxa"/>
-            <w:vAlign w:val="center"/>
-          </w:tcPr>
-          <w:p>
-            <w:pPr>
-              <w:spacing w:after="0" w:line="240" w:lineRule="auto"/>
-              <w:rPr>
-                <w:rFonts w:ascii="Times New Roman" w:eastAsia="Times New Roman" w:hAnsi="Times New Roman" w:cs="Times New Roman"/>
-                <w:sz w:val="20"/>
-                <w:szCs w:val="20"/>
-              </w:rPr>
-            </w:pPr>
+              <w:jc w:val="center"/>
+              <w:rPr>
+                <w:rFonts w:ascii="Times New Roman" w:eastAsia="Times New Roman" w:hAnsi="Times New Roman" w:cs="Times New Roman"/>
+                <w:sz w:val="20"/>
+                <w:szCs w:val="20"/>
+              </w:rPr>
+            </w:pPr>
+            <w:r>
+              <w:rPr>
+                <w:rFonts w:ascii="Times New Roman" w:eastAsia="Times New Roman" w:hAnsi="Times New Roman" w:cs="Times New Roman"/>
+                <w:sz w:val="20"/>
+                <w:szCs w:val="20"/>
+              </w:rPr>
+              <w:t>{date</w:t>
+            </w:r>
+            <w:r>
+              <w:rPr>
+                <w:rFonts w:ascii="Times New Roman" w:eastAsia="Times New Roman" w:hAnsi="Times New Roman" w:cs="Times New Roman"/>
+                <w:sz w:val="20"/>
+                <w:szCs w:val="20"/>
+              </w:rPr>
+              <w:t>6</w:t>
+            </w:r>
+            <w:r>
+              <w:rPr>
+                <w:rFonts w:ascii="Times New Roman" w:eastAsia="Times New Roman" w:hAnsi="Times New Roman" w:cs="Times New Roman"/>
+                <w:sz w:val="20"/>
+                <w:szCs w:val="20"/>
+              </w:rPr>
+              <w:t>}</w:t>
+            </w:r>
+          </w:p>
+        </w:tc>
+        <w:tc>
+          <w:tcPr>
+            <w:tcW w:w="705" w:type="dxa"/>
+            <w:vAlign w:val="center"/>
+          </w:tcPr>
+          <w:p>
+            <w:pPr>
+              <w:spacing w:after="0" w:line="240" w:lineRule="auto"/>
+              <w:jc w:val="center"/>
+              <w:rPr>
+                <w:rFonts w:ascii="Times New Roman" w:eastAsia="Times New Roman" w:hAnsi="Times New Roman" w:cs="Times New Roman"/>
+                <w:sz w:val="20"/>
+                <w:szCs w:val="20"/>
+              </w:rPr>
+            </w:pPr>
+            <w:r>
+              <w:rPr>
+                <w:rFonts w:ascii="Times New Roman" w:eastAsia="Times New Roman" w:hAnsi="Times New Roman" w:cs="Times New Roman"/>
+                <w:sz w:val="20"/>
+                <w:szCs w:val="20"/>
+              </w:rPr>
+              <w:t>{date</w:t>
+            </w:r>
+            <w:r>
+              <w:rPr>
+                <w:rFonts w:ascii="Times New Roman" w:eastAsia="Times New Roman" w:hAnsi="Times New Roman" w:cs="Times New Roman"/>
+                <w:sz w:val="20"/>
+                <w:szCs w:val="20"/>
+              </w:rPr>
+              <w:t>7</w:t>
+            </w:r>
+            <w:r>
+              <w:rPr>
+                <w:rFonts w:ascii="Times New Roman" w:eastAsia="Times New Roman" w:hAnsi="Times New Roman" w:cs="Times New Roman"/>
+                <w:sz w:val="20"/>
+                <w:szCs w:val="20"/>
+              </w:rPr>
+              <w:t>}</w:t>
+            </w:r>
+          </w:p>
+        </w:tc>
+        <w:tc>
+          <w:tcPr>
+            <w:tcW w:w="705" w:type="dxa"/>
+            <w:vAlign w:val="center"/>
+          </w:tcPr>
+          <w:p>
+            <w:pPr>
+              <w:spacing w:after="0" w:line="240" w:lineRule="auto"/>
+              <w:jc w:val="center"/>
+              <w:rPr>
+                <w:rFonts w:ascii="Times New Roman" w:eastAsia="Times New Roman" w:hAnsi="Times New Roman" w:cs="Times New Roman"/>
+                <w:sz w:val="20"/>
+                <w:szCs w:val="20"/>
+              </w:rPr>
+            </w:pPr>
+            <w:r>
+              <w:rPr>
+                <w:rFonts w:ascii="Times New Roman" w:eastAsia="Times New Roman" w:hAnsi="Times New Roman" w:cs="Times New Roman"/>
+                <w:sz w:val="20"/>
+                <w:szCs w:val="20"/>
+              </w:rPr>
+              <w:t>{date</w:t>
+            </w:r>
+            <w:r>
+              <w:rPr>
+                <w:rFonts w:ascii="Times New Roman" w:eastAsia="Times New Roman" w:hAnsi="Times New Roman" w:cs="Times New Roman"/>
+                <w:sz w:val="20"/>
+                <w:szCs w:val="20"/>
+              </w:rPr>
+              <w:t>8</w:t>
+            </w:r>
+            <w:r>
+              <w:rPr>
+                <w:rFonts w:ascii="Times New Roman" w:eastAsia="Times New Roman" w:hAnsi="Times New Roman" w:cs="Times New Roman"/>
+                <w:sz w:val="20"/>
+                <w:szCs w:val="20"/>
+              </w:rPr>
+              <w:t>}</w:t>
+            </w:r>
+          </w:p>
+        </w:tc>
+        <w:tc>
+          <w:tcPr>
+            <w:tcW w:w="705" w:type="dxa"/>
+            <w:vAlign w:val="center"/>
+          </w:tcPr>
+          <w:p>
+            <w:pPr>
+              <w:spacing w:after="0" w:line="240" w:lineRule="auto"/>
+              <w:jc w:val="center"/>
+              <w:rPr>
+                <w:rFonts w:ascii="Times New Roman" w:eastAsia="Times New Roman" w:hAnsi="Times New Roman" w:cs="Times New Roman"/>
+                <w:sz w:val="20"/>
+                <w:szCs w:val="20"/>
+              </w:rPr>
+            </w:pPr>
+            <w:r>
+              <w:rPr>
+                <w:rFonts w:ascii="Times New Roman" w:eastAsia="Times New Roman" w:hAnsi="Times New Roman" w:cs="Times New Roman"/>
+                <w:sz w:val="20"/>
+                <w:szCs w:val="20"/>
+              </w:rPr>
+              <w:t>{date</w:t>
+            </w:r>
+            <w:r>
+              <w:rPr>
+                <w:rFonts w:ascii="Times New Roman" w:eastAsia="Times New Roman" w:hAnsi="Times New Roman" w:cs="Times New Roman"/>
+                <w:sz w:val="20"/>
+                <w:szCs w:val="20"/>
+              </w:rPr>
+              <w:t>9</w:t>
+            </w:r>
+            <w:r>
+              <w:rPr>
+                <w:rFonts w:ascii="Times New Roman" w:eastAsia="Times New Roman" w:hAnsi="Times New Roman" w:cs="Times New Roman"/>
+                <w:sz w:val="20"/>
+                <w:szCs w:val="20"/>
+              </w:rPr>
+              <w:t>}</w:t>
+            </w:r>
+          </w:p>
+        </w:tc>
+        <w:tc>
+          <w:tcPr>
+            <w:tcW w:w="705" w:type="dxa"/>
+            <w:vAlign w:val="center"/>
+          </w:tcPr>
+          <w:p>
+            <w:pPr>
+              <w:spacing w:after="0" w:line="240" w:lineRule="auto"/>
+              <w:jc w:val="center"/>
+              <w:rPr>
+                <w:rFonts w:ascii="Times New Roman" w:eastAsia="Times New Roman" w:hAnsi="Times New Roman" w:cs="Times New Roman"/>
+                <w:sz w:val="20"/>
+                <w:szCs w:val="20"/>
+              </w:rPr>
+            </w:pPr>
+            <w:r>
+              <w:rPr>
+                <w:rFonts w:ascii="Times New Roman" w:eastAsia="Times New Roman" w:hAnsi="Times New Roman" w:cs="Times New Roman"/>
+                <w:sz w:val="20"/>
+                <w:szCs w:val="20"/>
+              </w:rPr>
+              <w:t>{date</w:t>
+            </w:r>
+            <w:r>
+              <w:rPr>
+                <w:rFonts w:ascii="Times New Roman" w:eastAsia="Times New Roman" w:hAnsi="Times New Roman" w:cs="Times New Roman"/>
+                <w:sz w:val="20"/>
+                <w:szCs w:val="20"/>
+              </w:rPr>
+              <w:t>1</w:t>
+            </w:r>
+            <w:r>
+              <w:rPr>
+                <w:rFonts w:ascii="Times New Roman" w:eastAsia="Times New Roman" w:hAnsi="Times New Roman" w:cs="Times New Roman"/>
+                <w:sz w:val="20"/>
+                <w:szCs w:val="20"/>
+              </w:rPr>
+              <w:t>0</w:t>
+            </w:r>
+            <w:r>
+              <w:rPr>
+                <w:rFonts w:ascii="Times New Roman" w:eastAsia="Times New Roman" w:hAnsi="Times New Roman" w:cs="Times New Roman"/>
+                <w:sz w:val="20"/>
+                <w:szCs w:val="20"/>
+              </w:rPr>
+              <w:t>}</w:t>
+            </w:r>
           </w:p>
         </w:tc>
       </w:tr>
@@ -802,14 +1051,6 @@
                 <w:szCs w:val="20"/>
               </w:rPr>
             </w:pPr>
-            <w:r>
-              <w:rPr>
-                <w:rFonts w:ascii="Times New Roman" w:eastAsia="Times New Roman" w:hAnsi="Times New Roman" w:cs="Times New Roman"/>
-                <w:sz w:val="20"/>
-                <w:szCs w:val="20"/>
-              </w:rPr>
-              <w:t>{attendance}</w:t>
-            </w:r>
           </w:p>
         </w:tc>
         <w:tc>

--- a/public/reports/FM-USTP-ACAD-06-Attendance-and-Punctuality-Monitoring-Sheet.docx
+++ b/public/reports/FM-USTP-ACAD-06-Attendance-and-Punctuality-Monitoring-Sheet.docx
@@ -367,6 +367,14 @@
                 <w:szCs w:val="20"/>
               </w:rPr>
             </w:pPr>
+            <w:r>
+              <w:rPr>
+                <w:rFonts w:ascii="Times New Roman" w:eastAsia="Times New Roman" w:hAnsi="Times New Roman" w:cs="Times New Roman"/>
+                <w:sz w:val="20"/>
+                <w:szCs w:val="20"/>
+              </w:rPr>
+              <w:t>{#students}</w:t>
+            </w:r>
           </w:p>
         </w:tc>
         <w:tc>
@@ -513,31 +521,31 @@
               <w:jc w:val="center"/>
               <w:rPr>
                 <w:rFonts w:ascii="Times New Roman" w:eastAsia="Times New Roman" w:hAnsi="Times New Roman" w:cs="Times New Roman"/>
-                <w:sz w:val="20"/>
-                <w:szCs w:val="20"/>
+                <w:sz w:val="18"/>
+                <w:szCs w:val="18"/>
               </w:rPr>
             </w:pPr>
             <w:r>
               <w:rPr>
                 <w:rFonts w:ascii="Times New Roman" w:eastAsia="Times New Roman" w:hAnsi="Times New Roman" w:cs="Times New Roman"/>
-                <w:sz w:val="20"/>
-                <w:szCs w:val="20"/>
+                <w:sz w:val="18"/>
+                <w:szCs w:val="18"/>
               </w:rPr>
               <w:t>{date</w:t>
             </w:r>
             <w:r>
               <w:rPr>
                 <w:rFonts w:ascii="Times New Roman" w:eastAsia="Times New Roman" w:hAnsi="Times New Roman" w:cs="Times New Roman"/>
-                <w:sz w:val="20"/>
-                <w:szCs w:val="20"/>
+                <w:sz w:val="18"/>
+                <w:szCs w:val="18"/>
               </w:rPr>
               <w:t>1</w:t>
             </w:r>
             <w:r>
               <w:rPr>
                 <w:rFonts w:ascii="Times New Roman" w:eastAsia="Times New Roman" w:hAnsi="Times New Roman" w:cs="Times New Roman"/>
-                <w:sz w:val="20"/>
-                <w:szCs w:val="20"/>
+                <w:sz w:val="18"/>
+                <w:szCs w:val="18"/>
               </w:rPr>
               <w:t>}</w:t>
             </w:r>
@@ -554,368 +562,232 @@
               <w:jc w:val="center"/>
               <w:rPr>
                 <w:rFonts w:ascii="Times New Roman" w:eastAsia="Times New Roman" w:hAnsi="Times New Roman" w:cs="Times New Roman"/>
-                <w:sz w:val="20"/>
-                <w:szCs w:val="20"/>
+                <w:sz w:val="18"/>
+                <w:szCs w:val="18"/>
               </w:rPr>
             </w:pPr>
             <w:r>
               <w:rPr>
                 <w:rFonts w:ascii="Times New Roman" w:eastAsia="Times New Roman" w:hAnsi="Times New Roman" w:cs="Times New Roman"/>
-                <w:sz w:val="20"/>
-                <w:szCs w:val="20"/>
-              </w:rPr>
-              <w:t>{date</w:t>
+                <w:sz w:val="18"/>
+                <w:szCs w:val="18"/>
+              </w:rPr>
+              <w:t>{date2}</w:t>
+            </w:r>
+          </w:p>
+        </w:tc>
+        <w:tc>
+          <w:tcPr>
+            <w:tcW w:w="705" w:type="dxa"/>
+            <w:vAlign w:val="center"/>
+          </w:tcPr>
+          <w:p>
+            <w:pPr>
+              <w:spacing w:after="0" w:line="240" w:lineRule="auto"/>
+              <w:jc w:val="center"/>
+              <w:rPr>
+                <w:rFonts w:ascii="Times New Roman" w:eastAsia="Times New Roman" w:hAnsi="Times New Roman" w:cs="Times New Roman"/>
+                <w:sz w:val="18"/>
+                <w:szCs w:val="18"/>
+              </w:rPr>
+            </w:pPr>
+            <w:r>
+              <w:rPr>
+                <w:rFonts w:ascii="Times New Roman" w:eastAsia="Times New Roman" w:hAnsi="Times New Roman" w:cs="Times New Roman"/>
+                <w:sz w:val="18"/>
+                <w:szCs w:val="18"/>
+              </w:rPr>
+              <w:t>{date3}</w:t>
+            </w:r>
+          </w:p>
+        </w:tc>
+        <w:tc>
+          <w:tcPr>
+            <w:tcW w:w="705" w:type="dxa"/>
+            <w:vAlign w:val="center"/>
+          </w:tcPr>
+          <w:p>
+            <w:pPr>
+              <w:spacing w:after="0" w:line="240" w:lineRule="auto"/>
+              <w:jc w:val="center"/>
+              <w:rPr>
+                <w:rFonts w:ascii="Times New Roman" w:eastAsia="Times New Roman" w:hAnsi="Times New Roman" w:cs="Times New Roman"/>
+                <w:sz w:val="18"/>
+                <w:szCs w:val="18"/>
+              </w:rPr>
+            </w:pPr>
+            <w:r>
+              <w:rPr>
+                <w:rFonts w:ascii="Times New Roman" w:eastAsia="Times New Roman" w:hAnsi="Times New Roman" w:cs="Times New Roman"/>
+                <w:sz w:val="18"/>
+                <w:szCs w:val="18"/>
+              </w:rPr>
+              <w:t>{date4}</w:t>
+            </w:r>
+          </w:p>
+        </w:tc>
+        <w:tc>
+          <w:tcPr>
+            <w:tcW w:w="705" w:type="dxa"/>
+            <w:vAlign w:val="center"/>
+          </w:tcPr>
+          <w:p>
+            <w:pPr>
+              <w:spacing w:after="0" w:line="240" w:lineRule="auto"/>
+              <w:jc w:val="center"/>
+              <w:rPr>
+                <w:rFonts w:ascii="Times New Roman" w:eastAsia="Times New Roman" w:hAnsi="Times New Roman" w:cs="Times New Roman"/>
+                <w:sz w:val="18"/>
+                <w:szCs w:val="18"/>
+              </w:rPr>
+            </w:pPr>
+            <w:r>
+              <w:rPr>
+                <w:rFonts w:ascii="Times New Roman" w:eastAsia="Times New Roman" w:hAnsi="Times New Roman" w:cs="Times New Roman"/>
+                <w:sz w:val="18"/>
+                <w:szCs w:val="18"/>
+              </w:rPr>
+              <w:t>{date5}</w:t>
+            </w:r>
+          </w:p>
+        </w:tc>
+        <w:tc>
+          <w:tcPr>
+            <w:tcW w:w="780" w:type="dxa"/>
+            <w:gridSpan w:val="2"/>
+            <w:vAlign w:val="center"/>
+          </w:tcPr>
+          <w:p>
+            <w:pPr>
+              <w:spacing w:after="0" w:line="240" w:lineRule="auto"/>
+              <w:jc w:val="center"/>
+              <w:rPr>
+                <w:rFonts w:ascii="Times New Roman" w:eastAsia="Times New Roman" w:hAnsi="Times New Roman" w:cs="Times New Roman"/>
+                <w:sz w:val="18"/>
+                <w:szCs w:val="18"/>
+              </w:rPr>
+            </w:pPr>
+            <w:r>
+              <w:rPr>
+                <w:rFonts w:ascii="Times New Roman" w:eastAsia="Times New Roman" w:hAnsi="Times New Roman" w:cs="Times New Roman"/>
+                <w:sz w:val="18"/>
+                <w:szCs w:val="18"/>
+              </w:rPr>
+              <w:t>{date6}</w:t>
+            </w:r>
+          </w:p>
+        </w:tc>
+        <w:tc>
+          <w:tcPr>
+            <w:tcW w:w="705" w:type="dxa"/>
+            <w:vAlign w:val="center"/>
+          </w:tcPr>
+          <w:p>
+            <w:pPr>
+              <w:spacing w:after="0" w:line="240" w:lineRule="auto"/>
+              <w:jc w:val="center"/>
+              <w:rPr>
+                <w:rFonts w:ascii="Times New Roman" w:eastAsia="Times New Roman" w:hAnsi="Times New Roman" w:cs="Times New Roman"/>
+                <w:sz w:val="18"/>
+                <w:szCs w:val="18"/>
+              </w:rPr>
+            </w:pPr>
+            <w:r>
+              <w:rPr>
+                <w:rFonts w:ascii="Times New Roman" w:eastAsia="Times New Roman" w:hAnsi="Times New Roman" w:cs="Times New Roman"/>
+                <w:sz w:val="18"/>
+                <w:szCs w:val="18"/>
+              </w:rPr>
+              <w:t>{date7}</w:t>
+            </w:r>
+          </w:p>
+        </w:tc>
+        <w:tc>
+          <w:tcPr>
+            <w:tcW w:w="705" w:type="dxa"/>
+            <w:vAlign w:val="center"/>
+          </w:tcPr>
+          <w:p>
+            <w:pPr>
+              <w:spacing w:after="0" w:line="240" w:lineRule="auto"/>
+              <w:jc w:val="center"/>
+              <w:rPr>
+                <w:rFonts w:ascii="Times New Roman" w:eastAsia="Times New Roman" w:hAnsi="Times New Roman" w:cs="Times New Roman"/>
+                <w:sz w:val="18"/>
+                <w:szCs w:val="18"/>
+              </w:rPr>
+            </w:pPr>
+            <w:r>
+              <w:rPr>
+                <w:rFonts w:ascii="Times New Roman" w:eastAsia="Times New Roman" w:hAnsi="Times New Roman" w:cs="Times New Roman"/>
+                <w:sz w:val="18"/>
+                <w:szCs w:val="18"/>
+              </w:rPr>
+              <w:t>{date8}</w:t>
+            </w:r>
+          </w:p>
+        </w:tc>
+        <w:tc>
+          <w:tcPr>
+            <w:tcW w:w="705" w:type="dxa"/>
+            <w:vAlign w:val="center"/>
+          </w:tcPr>
+          <w:p>
+            <w:pPr>
+              <w:spacing w:after="0" w:line="240" w:lineRule="auto"/>
+              <w:jc w:val="center"/>
+              <w:rPr>
+                <w:rFonts w:ascii="Times New Roman" w:eastAsia="Times New Roman" w:hAnsi="Times New Roman" w:cs="Times New Roman"/>
+                <w:sz w:val="18"/>
+                <w:szCs w:val="18"/>
+              </w:rPr>
+            </w:pPr>
+            <w:r>
+              <w:rPr>
+                <w:rFonts w:ascii="Times New Roman" w:eastAsia="Times New Roman" w:hAnsi="Times New Roman" w:cs="Times New Roman"/>
+                <w:sz w:val="18"/>
+                <w:szCs w:val="18"/>
+              </w:rPr>
+              <w:t>{date9}</w:t>
+            </w:r>
+          </w:p>
+        </w:tc>
+        <w:tc>
+          <w:tcPr>
+            <w:tcW w:w="705" w:type="dxa"/>
+            <w:vAlign w:val="center"/>
+          </w:tcPr>
+          <w:p>
+            <w:pPr>
+              <w:spacing w:after="0" w:line="240" w:lineRule="auto"/>
+              <w:jc w:val="center"/>
+              <w:rPr>
+                <w:rFonts w:ascii="Times New Roman" w:eastAsia="Times New Roman" w:hAnsi="Times New Roman" w:cs="Times New Roman"/>
+                <w:sz w:val="18"/>
+                <w:szCs w:val="18"/>
+              </w:rPr>
+            </w:pPr>
+            <w:r>
+              <w:rPr>
+                <w:rFonts w:ascii="Times New Roman" w:eastAsia="Times New Roman" w:hAnsi="Times New Roman" w:cs="Times New Roman"/>
+                <w:sz w:val="18"/>
+                <w:szCs w:val="18"/>
+              </w:rPr>
+              <w:t>{date1</w:t>
             </w:r>
             <w:r>
               <w:rPr>
                 <w:rFonts w:ascii="Times New Roman" w:eastAsia="Times New Roman" w:hAnsi="Times New Roman" w:cs="Times New Roman"/>
-                <w:sz w:val="20"/>
-                <w:szCs w:val="20"/>
-              </w:rPr>
-              <w:t>2</w:t>
-            </w:r>
-            <w:r>
-              <w:rPr>
-                <w:rFonts w:ascii="Times New Roman" w:eastAsia="Times New Roman" w:hAnsi="Times New Roman" w:cs="Times New Roman"/>
-                <w:sz w:val="20"/>
-                <w:szCs w:val="20"/>
-              </w:rPr>
-              <w:t>}</w:t>
-            </w:r>
-          </w:p>
-        </w:tc>
-        <w:tc>
-          <w:tcPr>
-            <w:tcW w:w="705" w:type="dxa"/>
-            <w:vAlign w:val="center"/>
-          </w:tcPr>
-          <w:p>
-            <w:pPr>
-              <w:spacing w:after="0" w:line="240" w:lineRule="auto"/>
-              <w:jc w:val="center"/>
-              <w:rPr>
-                <w:rFonts w:ascii="Times New Roman" w:eastAsia="Times New Roman" w:hAnsi="Times New Roman" w:cs="Times New Roman"/>
-                <w:sz w:val="20"/>
-                <w:szCs w:val="20"/>
-              </w:rPr>
-            </w:pPr>
-            <w:r>
-              <w:rPr>
-                <w:rFonts w:ascii="Times New Roman" w:eastAsia="Times New Roman" w:hAnsi="Times New Roman" w:cs="Times New Roman"/>
-                <w:sz w:val="20"/>
-                <w:szCs w:val="20"/>
-              </w:rPr>
-              <w:t>{date</w:t>
-            </w:r>
-            <w:r>
-              <w:rPr>
-                <w:rFonts w:ascii="Times New Roman" w:eastAsia="Times New Roman" w:hAnsi="Times New Roman" w:cs="Times New Roman"/>
-                <w:sz w:val="20"/>
-                <w:szCs w:val="20"/>
-              </w:rPr>
-              <w:t>3</w:t>
-            </w:r>
-            <w:r>
-              <w:rPr>
-                <w:rFonts w:ascii="Times New Roman" w:eastAsia="Times New Roman" w:hAnsi="Times New Roman" w:cs="Times New Roman"/>
-                <w:sz w:val="20"/>
-                <w:szCs w:val="20"/>
-              </w:rPr>
-              <w:t>}</w:t>
-            </w:r>
-          </w:p>
-        </w:tc>
-        <w:tc>
-          <w:tcPr>
-            <w:tcW w:w="705" w:type="dxa"/>
-            <w:vAlign w:val="center"/>
-          </w:tcPr>
-          <w:p>
-            <w:pPr>
-              <w:spacing w:after="0" w:line="240" w:lineRule="auto"/>
-              <w:jc w:val="center"/>
-              <w:rPr>
-                <w:rFonts w:ascii="Times New Roman" w:eastAsia="Times New Roman" w:hAnsi="Times New Roman" w:cs="Times New Roman"/>
-                <w:sz w:val="20"/>
-                <w:szCs w:val="20"/>
-              </w:rPr>
-            </w:pPr>
-            <w:r>
-              <w:rPr>
-                <w:rFonts w:ascii="Times New Roman" w:eastAsia="Times New Roman" w:hAnsi="Times New Roman" w:cs="Times New Roman"/>
-                <w:sz w:val="20"/>
-                <w:szCs w:val="20"/>
-              </w:rPr>
-              <w:t>{date</w:t>
-            </w:r>
-            <w:r>
-              <w:rPr>
-                <w:rFonts w:ascii="Times New Roman" w:eastAsia="Times New Roman" w:hAnsi="Times New Roman" w:cs="Times New Roman"/>
-                <w:sz w:val="20"/>
-                <w:szCs w:val="20"/>
-              </w:rPr>
-              <w:t>4</w:t>
-            </w:r>
-            <w:r>
-              <w:rPr>
-                <w:rFonts w:ascii="Times New Roman" w:eastAsia="Times New Roman" w:hAnsi="Times New Roman" w:cs="Times New Roman"/>
-                <w:sz w:val="20"/>
-                <w:szCs w:val="20"/>
-              </w:rPr>
-              <w:t>}</w:t>
-            </w:r>
-          </w:p>
-        </w:tc>
-        <w:tc>
-          <w:tcPr>
-            <w:tcW w:w="705" w:type="dxa"/>
-            <w:vAlign w:val="center"/>
-          </w:tcPr>
-          <w:p>
-            <w:pPr>
-              <w:spacing w:after="0" w:line="240" w:lineRule="auto"/>
-              <w:jc w:val="center"/>
-              <w:rPr>
-                <w:rFonts w:ascii="Times New Roman" w:eastAsia="Times New Roman" w:hAnsi="Times New Roman" w:cs="Times New Roman"/>
-                <w:sz w:val="20"/>
-                <w:szCs w:val="20"/>
-              </w:rPr>
-            </w:pPr>
-            <w:r>
-              <w:rPr>
-                <w:rFonts w:ascii="Times New Roman" w:eastAsia="Times New Roman" w:hAnsi="Times New Roman" w:cs="Times New Roman"/>
-                <w:sz w:val="20"/>
-                <w:szCs w:val="20"/>
-              </w:rPr>
-              <w:t>{date</w:t>
-            </w:r>
-            <w:r>
-              <w:rPr>
-                <w:rFonts w:ascii="Times New Roman" w:eastAsia="Times New Roman" w:hAnsi="Times New Roman" w:cs="Times New Roman"/>
-                <w:sz w:val="20"/>
-                <w:szCs w:val="20"/>
-              </w:rPr>
-              <w:t>5</w:t>
-            </w:r>
-            <w:r>
-              <w:rPr>
-                <w:rFonts w:ascii="Times New Roman" w:eastAsia="Times New Roman" w:hAnsi="Times New Roman" w:cs="Times New Roman"/>
-                <w:sz w:val="20"/>
-                <w:szCs w:val="20"/>
-              </w:rPr>
-              <w:t>}</w:t>
-            </w:r>
-          </w:p>
-        </w:tc>
-        <w:tc>
-          <w:tcPr>
-            <w:tcW w:w="780" w:type="dxa"/>
-            <w:gridSpan w:val="2"/>
-            <w:vAlign w:val="center"/>
-          </w:tcPr>
-          <w:p>
-            <w:pPr>
-              <w:spacing w:after="0" w:line="240" w:lineRule="auto"/>
-              <w:jc w:val="center"/>
-              <w:rPr>
-                <w:rFonts w:ascii="Times New Roman" w:eastAsia="Times New Roman" w:hAnsi="Times New Roman" w:cs="Times New Roman"/>
-                <w:sz w:val="20"/>
-                <w:szCs w:val="20"/>
-              </w:rPr>
-            </w:pPr>
-            <w:r>
-              <w:rPr>
-                <w:rFonts w:ascii="Times New Roman" w:eastAsia="Times New Roman" w:hAnsi="Times New Roman" w:cs="Times New Roman"/>
-                <w:sz w:val="20"/>
-                <w:szCs w:val="20"/>
-              </w:rPr>
-              <w:t>{date</w:t>
-            </w:r>
-            <w:r>
-              <w:rPr>
-                <w:rFonts w:ascii="Times New Roman" w:eastAsia="Times New Roman" w:hAnsi="Times New Roman" w:cs="Times New Roman"/>
-                <w:sz w:val="20"/>
-                <w:szCs w:val="20"/>
-              </w:rPr>
-              <w:t>6</w:t>
-            </w:r>
-            <w:r>
-              <w:rPr>
-                <w:rFonts w:ascii="Times New Roman" w:eastAsia="Times New Roman" w:hAnsi="Times New Roman" w:cs="Times New Roman"/>
-                <w:sz w:val="20"/>
-                <w:szCs w:val="20"/>
-              </w:rPr>
-              <w:t>}</w:t>
-            </w:r>
-          </w:p>
-        </w:tc>
-        <w:tc>
-          <w:tcPr>
-            <w:tcW w:w="705" w:type="dxa"/>
-            <w:vAlign w:val="center"/>
-          </w:tcPr>
-          <w:p>
-            <w:pPr>
-              <w:spacing w:after="0" w:line="240" w:lineRule="auto"/>
-              <w:jc w:val="center"/>
-              <w:rPr>
-                <w:rFonts w:ascii="Times New Roman" w:eastAsia="Times New Roman" w:hAnsi="Times New Roman" w:cs="Times New Roman"/>
-                <w:sz w:val="20"/>
-                <w:szCs w:val="20"/>
-              </w:rPr>
-            </w:pPr>
-            <w:r>
-              <w:rPr>
-                <w:rFonts w:ascii="Times New Roman" w:eastAsia="Times New Roman" w:hAnsi="Times New Roman" w:cs="Times New Roman"/>
-                <w:sz w:val="20"/>
-                <w:szCs w:val="20"/>
-              </w:rPr>
-              <w:t>{date</w:t>
-            </w:r>
-            <w:r>
-              <w:rPr>
-                <w:rFonts w:ascii="Times New Roman" w:eastAsia="Times New Roman" w:hAnsi="Times New Roman" w:cs="Times New Roman"/>
-                <w:sz w:val="20"/>
-                <w:szCs w:val="20"/>
-              </w:rPr>
-              <w:t>7</w:t>
-            </w:r>
-            <w:r>
-              <w:rPr>
-                <w:rFonts w:ascii="Times New Roman" w:eastAsia="Times New Roman" w:hAnsi="Times New Roman" w:cs="Times New Roman"/>
-                <w:sz w:val="20"/>
-                <w:szCs w:val="20"/>
-              </w:rPr>
-              <w:t>}</w:t>
-            </w:r>
-          </w:p>
-        </w:tc>
-        <w:tc>
-          <w:tcPr>
-            <w:tcW w:w="705" w:type="dxa"/>
-            <w:vAlign w:val="center"/>
-          </w:tcPr>
-          <w:p>
-            <w:pPr>
-              <w:spacing w:after="0" w:line="240" w:lineRule="auto"/>
-              <w:jc w:val="center"/>
-              <w:rPr>
-                <w:rFonts w:ascii="Times New Roman" w:eastAsia="Times New Roman" w:hAnsi="Times New Roman" w:cs="Times New Roman"/>
-                <w:sz w:val="20"/>
-                <w:szCs w:val="20"/>
-              </w:rPr>
-            </w:pPr>
-            <w:r>
-              <w:rPr>
-                <w:rFonts w:ascii="Times New Roman" w:eastAsia="Times New Roman" w:hAnsi="Times New Roman" w:cs="Times New Roman"/>
-                <w:sz w:val="20"/>
-                <w:szCs w:val="20"/>
-              </w:rPr>
-              <w:t>{date</w:t>
-            </w:r>
-            <w:r>
-              <w:rPr>
-                <w:rFonts w:ascii="Times New Roman" w:eastAsia="Times New Roman" w:hAnsi="Times New Roman" w:cs="Times New Roman"/>
-                <w:sz w:val="20"/>
-                <w:szCs w:val="20"/>
-              </w:rPr>
-              <w:t>8</w:t>
-            </w:r>
-            <w:r>
-              <w:rPr>
-                <w:rFonts w:ascii="Times New Roman" w:eastAsia="Times New Roman" w:hAnsi="Times New Roman" w:cs="Times New Roman"/>
-                <w:sz w:val="20"/>
-                <w:szCs w:val="20"/>
-              </w:rPr>
-              <w:t>}</w:t>
-            </w:r>
-          </w:p>
-        </w:tc>
-        <w:tc>
-          <w:tcPr>
-            <w:tcW w:w="705" w:type="dxa"/>
-            <w:vAlign w:val="center"/>
-          </w:tcPr>
-          <w:p>
-            <w:pPr>
-              <w:spacing w:after="0" w:line="240" w:lineRule="auto"/>
-              <w:jc w:val="center"/>
-              <w:rPr>
-                <w:rFonts w:ascii="Times New Roman" w:eastAsia="Times New Roman" w:hAnsi="Times New Roman" w:cs="Times New Roman"/>
-                <w:sz w:val="20"/>
-                <w:szCs w:val="20"/>
-              </w:rPr>
-            </w:pPr>
-            <w:r>
-              <w:rPr>
-                <w:rFonts w:ascii="Times New Roman" w:eastAsia="Times New Roman" w:hAnsi="Times New Roman" w:cs="Times New Roman"/>
-                <w:sz w:val="20"/>
-                <w:szCs w:val="20"/>
-              </w:rPr>
-              <w:t>{date</w:t>
-            </w:r>
-            <w:r>
-              <w:rPr>
-                <w:rFonts w:ascii="Times New Roman" w:eastAsia="Times New Roman" w:hAnsi="Times New Roman" w:cs="Times New Roman"/>
-                <w:sz w:val="20"/>
-                <w:szCs w:val="20"/>
-              </w:rPr>
-              <w:t>9</w:t>
-            </w:r>
-            <w:r>
-              <w:rPr>
-                <w:rFonts w:ascii="Times New Roman" w:eastAsia="Times New Roman" w:hAnsi="Times New Roman" w:cs="Times New Roman"/>
-                <w:sz w:val="20"/>
-                <w:szCs w:val="20"/>
-              </w:rPr>
-              <w:t>}</w:t>
-            </w:r>
-          </w:p>
-        </w:tc>
-        <w:tc>
-          <w:tcPr>
-            <w:tcW w:w="705" w:type="dxa"/>
-            <w:vAlign w:val="center"/>
-          </w:tcPr>
-          <w:p>
-            <w:pPr>
-              <w:spacing w:after="0" w:line="240" w:lineRule="auto"/>
-              <w:jc w:val="center"/>
-              <w:rPr>
-                <w:rFonts w:ascii="Times New Roman" w:eastAsia="Times New Roman" w:hAnsi="Times New Roman" w:cs="Times New Roman"/>
-                <w:sz w:val="20"/>
-                <w:szCs w:val="20"/>
-              </w:rPr>
-            </w:pPr>
-            <w:r>
-              <w:rPr>
-                <w:rFonts w:ascii="Times New Roman" w:eastAsia="Times New Roman" w:hAnsi="Times New Roman" w:cs="Times New Roman"/>
-                <w:sz w:val="20"/>
-                <w:szCs w:val="20"/>
-              </w:rPr>
-              <w:t>{date</w:t>
-            </w:r>
-            <w:r>
-              <w:rPr>
-                <w:rFonts w:ascii="Times New Roman" w:eastAsia="Times New Roman" w:hAnsi="Times New Roman" w:cs="Times New Roman"/>
-                <w:sz w:val="20"/>
-                <w:szCs w:val="20"/>
-              </w:rPr>
-              <w:t>1</w:t>
-            </w:r>
-            <w:r>
-              <w:rPr>
-                <w:rFonts w:ascii="Times New Roman" w:eastAsia="Times New Roman" w:hAnsi="Times New Roman" w:cs="Times New Roman"/>
-                <w:sz w:val="20"/>
-                <w:szCs w:val="20"/>
+                <w:sz w:val="18"/>
+                <w:szCs w:val="18"/>
               </w:rPr>
               <w:t>0</w:t>
             </w:r>
             <w:r>
               <w:rPr>
                 <w:rFonts w:ascii="Times New Roman" w:eastAsia="Times New Roman" w:hAnsi="Times New Roman" w:cs="Times New Roman"/>
-                <w:sz w:val="20"/>
-                <w:szCs w:val="20"/>
+                <w:sz w:val="18"/>
+                <w:szCs w:val="18"/>
               </w:rPr>
               <w:t>}</w:t>
             </w:r>
@@ -980,7 +852,7 @@
                 <w:sz w:val="20"/>
                 <w:szCs w:val="20"/>
               </w:rPr>
-              <w:t>{name}</w:t>
+              <w:t>{name</w:t>
             </w:r>
             <w:r>
               <w:rPr>
@@ -988,7 +860,7 @@
                 <w:sz w:val="20"/>
                 <w:szCs w:val="20"/>
               </w:rPr>
-              <w:t>{#students}</w:t>
+              <w:t>}</w:t>
             </w:r>
           </w:p>
         </w:tc>

--- a/public/reports/FM-USTP-ACAD-06-Attendance-and-Punctuality-Monitoring-Sheet.docx
+++ b/public/reports/FM-USTP-ACAD-06-Attendance-and-Punctuality-Monitoring-Sheet.docx
@@ -367,14 +367,6 @@
                 <w:szCs w:val="20"/>
               </w:rPr>
             </w:pPr>
-            <w:r>
-              <w:rPr>
-                <w:rFonts w:ascii="Times New Roman" w:eastAsia="Times New Roman" w:hAnsi="Times New Roman" w:cs="Times New Roman"/>
-                <w:sz w:val="20"/>
-                <w:szCs w:val="20"/>
-              </w:rPr>
-              <w:t>{#students}</w:t>
-            </w:r>
           </w:p>
         </w:tc>
         <w:tc>
@@ -844,7 +836,7 @@
                 <w:sz w:val="20"/>
                 <w:szCs w:val="20"/>
               </w:rPr>
-              <w:t xml:space="preserve"> </w:t>
+              <w:t xml:space="preserve"> {name}</w:t>
             </w:r>
             <w:r>
               <w:rPr>
@@ -852,15 +844,7 @@
                 <w:sz w:val="20"/>
                 <w:szCs w:val="20"/>
               </w:rPr>
-              <w:t>{name</w:t>
-            </w:r>
-            <w:r>
-              <w:rPr>
-                <w:rFonts w:ascii="Times New Roman" w:eastAsia="Times New Roman" w:hAnsi="Times New Roman" w:cs="Times New Roman"/>
-                <w:sz w:val="20"/>
-                <w:szCs w:val="20"/>
-              </w:rPr>
-              <w:t>}</w:t>
+              <w:t>{#students}</w:t>
             </w:r>
           </w:p>
         </w:tc>
@@ -923,70 +907,178 @@
                 <w:szCs w:val="20"/>
               </w:rPr>
             </w:pPr>
-          </w:p>
-        </w:tc>
-        <w:tc>
-          <w:tcPr>
-            <w:tcW w:w="705" w:type="dxa"/>
-            <w:vAlign w:val="center"/>
-          </w:tcPr>
-          <w:p>
-            <w:pPr>
-              <w:spacing w:after="0" w:line="240" w:lineRule="auto"/>
-              <w:rPr>
-                <w:rFonts w:ascii="Times New Roman" w:eastAsia="Times New Roman" w:hAnsi="Times New Roman" w:cs="Times New Roman"/>
-                <w:sz w:val="20"/>
-                <w:szCs w:val="20"/>
-              </w:rPr>
-            </w:pPr>
-          </w:p>
-        </w:tc>
-        <w:tc>
-          <w:tcPr>
-            <w:tcW w:w="705" w:type="dxa"/>
-            <w:vAlign w:val="center"/>
-          </w:tcPr>
-          <w:p>
-            <w:pPr>
-              <w:spacing w:after="0" w:line="240" w:lineRule="auto"/>
-              <w:rPr>
-                <w:rFonts w:ascii="Times New Roman" w:eastAsia="Times New Roman" w:hAnsi="Times New Roman" w:cs="Times New Roman"/>
-                <w:sz w:val="20"/>
-                <w:szCs w:val="20"/>
-              </w:rPr>
-            </w:pPr>
-          </w:p>
-        </w:tc>
-        <w:tc>
-          <w:tcPr>
-            <w:tcW w:w="705" w:type="dxa"/>
-            <w:vAlign w:val="center"/>
-          </w:tcPr>
-          <w:p>
-            <w:pPr>
-              <w:spacing w:after="0" w:line="240" w:lineRule="auto"/>
-              <w:rPr>
-                <w:rFonts w:ascii="Times New Roman" w:eastAsia="Times New Roman" w:hAnsi="Times New Roman" w:cs="Times New Roman"/>
-                <w:sz w:val="20"/>
-                <w:szCs w:val="20"/>
-              </w:rPr>
-            </w:pPr>
-          </w:p>
-        </w:tc>
-        <w:tc>
-          <w:tcPr>
-            <w:tcW w:w="705" w:type="dxa"/>
-            <w:vAlign w:val="center"/>
-          </w:tcPr>
-          <w:p>
-            <w:pPr>
-              <w:spacing w:after="0" w:line="240" w:lineRule="auto"/>
-              <w:rPr>
-                <w:rFonts w:ascii="Times New Roman" w:eastAsia="Times New Roman" w:hAnsi="Times New Roman" w:cs="Times New Roman"/>
-                <w:sz w:val="20"/>
-                <w:szCs w:val="20"/>
-              </w:rPr>
-            </w:pPr>
+            <w:r>
+              <w:rPr>
+                <w:rFonts w:ascii="Times New Roman" w:eastAsia="Times New Roman" w:hAnsi="Times New Roman" w:cs="Times New Roman"/>
+                <w:sz w:val="20"/>
+                <w:szCs w:val="20"/>
+              </w:rPr>
+              <w:t>{attendance1}</w:t>
+            </w:r>
+          </w:p>
+        </w:tc>
+        <w:tc>
+          <w:tcPr>
+            <w:tcW w:w="705" w:type="dxa"/>
+            <w:vAlign w:val="center"/>
+          </w:tcPr>
+          <w:p>
+            <w:pPr>
+              <w:spacing w:after="0" w:line="240" w:lineRule="auto"/>
+              <w:jc w:val="center"/>
+              <w:rPr>
+                <w:rFonts w:ascii="Times New Roman" w:eastAsia="Times New Roman" w:hAnsi="Times New Roman" w:cs="Times New Roman"/>
+                <w:sz w:val="20"/>
+                <w:szCs w:val="20"/>
+              </w:rPr>
+            </w:pPr>
+            <w:r>
+              <w:rPr>
+                <w:rFonts w:ascii="Times New Roman" w:eastAsia="Times New Roman" w:hAnsi="Times New Roman" w:cs="Times New Roman"/>
+                <w:sz w:val="20"/>
+                <w:szCs w:val="20"/>
+              </w:rPr>
+              <w:t>{attendance</w:t>
+            </w:r>
+            <w:r>
+              <w:rPr>
+                <w:rFonts w:ascii="Times New Roman" w:eastAsia="Times New Roman" w:hAnsi="Times New Roman" w:cs="Times New Roman"/>
+                <w:sz w:val="20"/>
+                <w:szCs w:val="20"/>
+              </w:rPr>
+              <w:t>2</w:t>
+            </w:r>
+            <w:r>
+              <w:rPr>
+                <w:rFonts w:ascii="Times New Roman" w:eastAsia="Times New Roman" w:hAnsi="Times New Roman" w:cs="Times New Roman"/>
+                <w:sz w:val="20"/>
+                <w:szCs w:val="20"/>
+              </w:rPr>
+              <w:t>}</w:t>
+            </w:r>
+          </w:p>
+        </w:tc>
+        <w:tc>
+          <w:tcPr>
+            <w:tcW w:w="705" w:type="dxa"/>
+            <w:vAlign w:val="center"/>
+          </w:tcPr>
+          <w:p>
+            <w:pPr>
+              <w:spacing w:after="0" w:line="240" w:lineRule="auto"/>
+              <w:jc w:val="center"/>
+              <w:rPr>
+                <w:rFonts w:ascii="Times New Roman" w:eastAsia="Times New Roman" w:hAnsi="Times New Roman" w:cs="Times New Roman"/>
+                <w:sz w:val="20"/>
+                <w:szCs w:val="20"/>
+              </w:rPr>
+            </w:pPr>
+            <w:r>
+              <w:rPr>
+                <w:rFonts w:ascii="Times New Roman" w:eastAsia="Times New Roman" w:hAnsi="Times New Roman" w:cs="Times New Roman"/>
+                <w:sz w:val="20"/>
+                <w:szCs w:val="20"/>
+              </w:rPr>
+              <w:t>{attendance</w:t>
+            </w:r>
+            <w:r>
+              <w:rPr>
+                <w:rFonts w:ascii="Times New Roman" w:eastAsia="Times New Roman" w:hAnsi="Times New Roman" w:cs="Times New Roman"/>
+                <w:sz w:val="20"/>
+                <w:szCs w:val="20"/>
+              </w:rPr>
+              <w:t>3</w:t>
+            </w:r>
+            <w:r>
+              <w:rPr>
+                <w:rFonts w:ascii="Times New Roman" w:eastAsia="Times New Roman" w:hAnsi="Times New Roman" w:cs="Times New Roman"/>
+                <w:sz w:val="20"/>
+                <w:szCs w:val="20"/>
+              </w:rPr>
+              <w:t>}</w:t>
+            </w:r>
+          </w:p>
+        </w:tc>
+        <w:tc>
+          <w:tcPr>
+            <w:tcW w:w="705" w:type="dxa"/>
+            <w:vAlign w:val="center"/>
+          </w:tcPr>
+          <w:p>
+            <w:pPr>
+              <w:spacing w:after="0" w:line="240" w:lineRule="auto"/>
+              <w:jc w:val="center"/>
+              <w:rPr>
+                <w:rFonts w:ascii="Times New Roman" w:eastAsia="Times New Roman" w:hAnsi="Times New Roman" w:cs="Times New Roman"/>
+                <w:sz w:val="20"/>
+                <w:szCs w:val="20"/>
+              </w:rPr>
+            </w:pPr>
+            <w:r>
+              <w:rPr>
+                <w:rFonts w:ascii="Times New Roman" w:eastAsia="Times New Roman" w:hAnsi="Times New Roman" w:cs="Times New Roman"/>
+                <w:sz w:val="20"/>
+                <w:szCs w:val="20"/>
+              </w:rPr>
+              <w:t>{attendance</w:t>
+            </w:r>
+            <w:r>
+              <w:rPr>
+                <w:rFonts w:ascii="Times New Roman" w:eastAsia="Times New Roman" w:hAnsi="Times New Roman" w:cs="Times New Roman"/>
+                <w:sz w:val="20"/>
+                <w:szCs w:val="20"/>
+              </w:rPr>
+              <w:t>4</w:t>
+            </w:r>
+            <w:r>
+              <w:rPr>
+                <w:rFonts w:ascii="Times New Roman" w:eastAsia="Times New Roman" w:hAnsi="Times New Roman" w:cs="Times New Roman"/>
+                <w:sz w:val="20"/>
+                <w:szCs w:val="20"/>
+              </w:rPr>
+              <w:t>}</w:t>
+            </w:r>
+          </w:p>
+        </w:tc>
+        <w:tc>
+          <w:tcPr>
+            <w:tcW w:w="705" w:type="dxa"/>
+            <w:vAlign w:val="center"/>
+          </w:tcPr>
+          <w:p>
+            <w:pPr>
+              <w:spacing w:after="0" w:line="240" w:lineRule="auto"/>
+              <w:jc w:val="center"/>
+              <w:rPr>
+                <w:rFonts w:ascii="Times New Roman" w:eastAsia="Times New Roman" w:hAnsi="Times New Roman" w:cs="Times New Roman"/>
+                <w:sz w:val="20"/>
+                <w:szCs w:val="20"/>
+              </w:rPr>
+            </w:pPr>
+            <w:r>
+              <w:rPr>
+                <w:rFonts w:ascii="Times New Roman" w:eastAsia="Times New Roman" w:hAnsi="Times New Roman" w:cs="Times New Roman"/>
+                <w:sz w:val="20"/>
+                <w:szCs w:val="20"/>
+              </w:rPr>
+              <w:t>{attendance</w:t>
+            </w:r>
+            <w:r>
+              <w:rPr>
+                <w:rFonts w:ascii="Times New Roman" w:eastAsia="Times New Roman" w:hAnsi="Times New Roman" w:cs="Times New Roman"/>
+                <w:sz w:val="20"/>
+                <w:szCs w:val="20"/>
+              </w:rPr>
+              <w:t>5</w:t>
+            </w:r>
+            <w:r>
+              <w:rPr>
+                <w:rFonts w:ascii="Times New Roman" w:eastAsia="Times New Roman" w:hAnsi="Times New Roman" w:cs="Times New Roman"/>
+                <w:sz w:val="20"/>
+                <w:szCs w:val="20"/>
+              </w:rPr>
+              <w:t>}</w:t>
+            </w:r>
           </w:p>
         </w:tc>
         <w:tc>
@@ -998,70 +1090,7 @@
           <w:p>
             <w:pPr>
               <w:spacing w:after="0" w:line="240" w:lineRule="auto"/>
-              <w:rPr>
-                <w:rFonts w:ascii="Times New Roman" w:eastAsia="Times New Roman" w:hAnsi="Times New Roman" w:cs="Times New Roman"/>
-                <w:sz w:val="20"/>
-                <w:szCs w:val="20"/>
-              </w:rPr>
-            </w:pPr>
-          </w:p>
-        </w:tc>
-        <w:tc>
-          <w:tcPr>
-            <w:tcW w:w="705" w:type="dxa"/>
-            <w:vAlign w:val="center"/>
-          </w:tcPr>
-          <w:p>
-            <w:pPr>
-              <w:spacing w:after="0" w:line="240" w:lineRule="auto"/>
-              <w:rPr>
-                <w:rFonts w:ascii="Times New Roman" w:eastAsia="Times New Roman" w:hAnsi="Times New Roman" w:cs="Times New Roman"/>
-                <w:sz w:val="20"/>
-                <w:szCs w:val="20"/>
-              </w:rPr>
-            </w:pPr>
-          </w:p>
-        </w:tc>
-        <w:tc>
-          <w:tcPr>
-            <w:tcW w:w="705" w:type="dxa"/>
-            <w:vAlign w:val="center"/>
-          </w:tcPr>
-          <w:p>
-            <w:pPr>
-              <w:spacing w:after="0" w:line="240" w:lineRule="auto"/>
-              <w:rPr>
-                <w:rFonts w:ascii="Times New Roman" w:eastAsia="Times New Roman" w:hAnsi="Times New Roman" w:cs="Times New Roman"/>
-                <w:sz w:val="20"/>
-                <w:szCs w:val="20"/>
-              </w:rPr>
-            </w:pPr>
-          </w:p>
-        </w:tc>
-        <w:tc>
-          <w:tcPr>
-            <w:tcW w:w="705" w:type="dxa"/>
-            <w:vAlign w:val="center"/>
-          </w:tcPr>
-          <w:p>
-            <w:pPr>
-              <w:spacing w:after="0" w:line="240" w:lineRule="auto"/>
-              <w:rPr>
-                <w:rFonts w:ascii="Times New Roman" w:eastAsia="Times New Roman" w:hAnsi="Times New Roman" w:cs="Times New Roman"/>
-                <w:sz w:val="20"/>
-                <w:szCs w:val="20"/>
-              </w:rPr>
-            </w:pPr>
-          </w:p>
-        </w:tc>
-        <w:tc>
-          <w:tcPr>
-            <w:tcW w:w="705" w:type="dxa"/>
-            <w:vAlign w:val="center"/>
-          </w:tcPr>
-          <w:p>
-            <w:pPr>
-              <w:spacing w:after="0" w:line="240" w:lineRule="auto"/>
+              <w:jc w:val="center"/>
               <w:rPr>
                 <w:rFonts w:ascii="Times New Roman" w:eastAsia="Times New Roman" w:hAnsi="Times New Roman" w:cs="Times New Roman"/>
                 <w:sz w:val="20"/>
@@ -1074,7 +1103,205 @@
                 <w:sz w:val="20"/>
                 <w:szCs w:val="20"/>
               </w:rPr>
-              <w:t>{/students}</w:t>
+              <w:t>{attendance</w:t>
+            </w:r>
+            <w:r>
+              <w:rPr>
+                <w:rFonts w:ascii="Times New Roman" w:eastAsia="Times New Roman" w:hAnsi="Times New Roman" w:cs="Times New Roman"/>
+                <w:sz w:val="20"/>
+                <w:szCs w:val="20"/>
+              </w:rPr>
+              <w:t>6</w:t>
+            </w:r>
+            <w:r>
+              <w:rPr>
+                <w:rFonts w:ascii="Times New Roman" w:eastAsia="Times New Roman" w:hAnsi="Times New Roman" w:cs="Times New Roman"/>
+                <w:sz w:val="20"/>
+                <w:szCs w:val="20"/>
+              </w:rPr>
+              <w:t>}</w:t>
+            </w:r>
+          </w:p>
+        </w:tc>
+        <w:tc>
+          <w:tcPr>
+            <w:tcW w:w="705" w:type="dxa"/>
+            <w:vAlign w:val="center"/>
+          </w:tcPr>
+          <w:p>
+            <w:pPr>
+              <w:spacing w:after="0" w:line="240" w:lineRule="auto"/>
+              <w:jc w:val="center"/>
+              <w:rPr>
+                <w:rFonts w:ascii="Times New Roman" w:eastAsia="Times New Roman" w:hAnsi="Times New Roman" w:cs="Times New Roman"/>
+                <w:sz w:val="20"/>
+                <w:szCs w:val="20"/>
+              </w:rPr>
+            </w:pPr>
+            <w:r>
+              <w:rPr>
+                <w:rFonts w:ascii="Times New Roman" w:eastAsia="Times New Roman" w:hAnsi="Times New Roman" w:cs="Times New Roman"/>
+                <w:sz w:val="20"/>
+                <w:szCs w:val="20"/>
+              </w:rPr>
+              <w:t>{attendance</w:t>
+            </w:r>
+            <w:r>
+              <w:rPr>
+                <w:rFonts w:ascii="Times New Roman" w:eastAsia="Times New Roman" w:hAnsi="Times New Roman" w:cs="Times New Roman"/>
+                <w:sz w:val="20"/>
+                <w:szCs w:val="20"/>
+              </w:rPr>
+              <w:t>7</w:t>
+            </w:r>
+            <w:r>
+              <w:rPr>
+                <w:rFonts w:ascii="Times New Roman" w:eastAsia="Times New Roman" w:hAnsi="Times New Roman" w:cs="Times New Roman"/>
+                <w:sz w:val="20"/>
+                <w:szCs w:val="20"/>
+              </w:rPr>
+              <w:t>}</w:t>
+            </w:r>
+          </w:p>
+        </w:tc>
+        <w:tc>
+          <w:tcPr>
+            <w:tcW w:w="705" w:type="dxa"/>
+            <w:vAlign w:val="center"/>
+          </w:tcPr>
+          <w:p>
+            <w:pPr>
+              <w:spacing w:after="0" w:line="240" w:lineRule="auto"/>
+              <w:jc w:val="center"/>
+              <w:rPr>
+                <w:rFonts w:ascii="Times New Roman" w:eastAsia="Times New Roman" w:hAnsi="Times New Roman" w:cs="Times New Roman"/>
+                <w:sz w:val="20"/>
+                <w:szCs w:val="20"/>
+              </w:rPr>
+            </w:pPr>
+            <w:r>
+              <w:rPr>
+                <w:rFonts w:ascii="Times New Roman" w:eastAsia="Times New Roman" w:hAnsi="Times New Roman" w:cs="Times New Roman"/>
+                <w:sz w:val="20"/>
+                <w:szCs w:val="20"/>
+              </w:rPr>
+              <w:t>{attendance</w:t>
+            </w:r>
+            <w:r>
+              <w:rPr>
+                <w:rFonts w:ascii="Times New Roman" w:eastAsia="Times New Roman" w:hAnsi="Times New Roman" w:cs="Times New Roman"/>
+                <w:sz w:val="20"/>
+                <w:szCs w:val="20"/>
+              </w:rPr>
+              <w:t>8</w:t>
+            </w:r>
+            <w:r>
+              <w:rPr>
+                <w:rFonts w:ascii="Times New Roman" w:eastAsia="Times New Roman" w:hAnsi="Times New Roman" w:cs="Times New Roman"/>
+                <w:sz w:val="20"/>
+                <w:szCs w:val="20"/>
+              </w:rPr>
+              <w:t>}</w:t>
+            </w:r>
+          </w:p>
+        </w:tc>
+        <w:tc>
+          <w:tcPr>
+            <w:tcW w:w="705" w:type="dxa"/>
+            <w:vAlign w:val="center"/>
+          </w:tcPr>
+          <w:p>
+            <w:pPr>
+              <w:spacing w:after="0" w:line="240" w:lineRule="auto"/>
+              <w:jc w:val="center"/>
+              <w:rPr>
+                <w:rFonts w:ascii="Times New Roman" w:eastAsia="Times New Roman" w:hAnsi="Times New Roman" w:cs="Times New Roman"/>
+                <w:sz w:val="20"/>
+                <w:szCs w:val="20"/>
+              </w:rPr>
+            </w:pPr>
+            <w:r>
+              <w:rPr>
+                <w:rFonts w:ascii="Times New Roman" w:eastAsia="Times New Roman" w:hAnsi="Times New Roman" w:cs="Times New Roman"/>
+                <w:sz w:val="20"/>
+                <w:szCs w:val="20"/>
+              </w:rPr>
+              <w:t>{attendance</w:t>
+            </w:r>
+            <w:r>
+              <w:rPr>
+                <w:rFonts w:ascii="Times New Roman" w:eastAsia="Times New Roman" w:hAnsi="Times New Roman" w:cs="Times New Roman"/>
+                <w:sz w:val="20"/>
+                <w:szCs w:val="20"/>
+              </w:rPr>
+              <w:t>9</w:t>
+            </w:r>
+            <w:r>
+              <w:rPr>
+                <w:rFonts w:ascii="Times New Roman" w:eastAsia="Times New Roman" w:hAnsi="Times New Roman" w:cs="Times New Roman"/>
+                <w:sz w:val="20"/>
+                <w:szCs w:val="20"/>
+              </w:rPr>
+              <w:t>}</w:t>
+            </w:r>
+          </w:p>
+        </w:tc>
+        <w:tc>
+          <w:tcPr>
+            <w:tcW w:w="705" w:type="dxa"/>
+            <w:vAlign w:val="center"/>
+          </w:tcPr>
+          <w:p>
+            <w:pPr>
+              <w:spacing w:after="0" w:line="240" w:lineRule="auto"/>
+              <w:jc w:val="center"/>
+              <w:rPr>
+                <w:rFonts w:ascii="Times New Roman" w:eastAsia="Times New Roman" w:hAnsi="Times New Roman" w:cs="Times New Roman"/>
+                <w:sz w:val="20"/>
+                <w:szCs w:val="20"/>
+              </w:rPr>
+            </w:pPr>
+            <w:r>
+              <w:rPr>
+                <w:rFonts w:ascii="Times New Roman" w:eastAsia="Times New Roman" w:hAnsi="Times New Roman" w:cs="Times New Roman"/>
+                <w:sz w:val="20"/>
+                <w:szCs w:val="20"/>
+              </w:rPr>
+              <w:t>{attendance</w:t>
+            </w:r>
+            <w:proofErr w:type="gramStart"/>
+            <w:r>
+              <w:rPr>
+                <w:rFonts w:ascii="Times New Roman" w:eastAsia="Times New Roman" w:hAnsi="Times New Roman" w:cs="Times New Roman"/>
+                <w:sz w:val="20"/>
+                <w:szCs w:val="20"/>
+              </w:rPr>
+              <w:t>10</w:t>
+            </w:r>
+            <w:r>
+              <w:rPr>
+                <w:rFonts w:ascii="Times New Roman" w:eastAsia="Times New Roman" w:hAnsi="Times New Roman" w:cs="Times New Roman"/>
+                <w:sz w:val="20"/>
+                <w:szCs w:val="20"/>
+              </w:rPr>
+              <w:t>}</w:t>
+            </w:r>
+            <w:r>
+              <w:rPr>
+                <w:rFonts w:ascii="Times New Roman" w:eastAsia="Times New Roman" w:hAnsi="Times New Roman" w:cs="Times New Roman"/>
+                <w:sz w:val="20"/>
+                <w:szCs w:val="20"/>
+              </w:rPr>
+              <w:t>{</w:t>
+            </w:r>
+            <w:proofErr w:type="gramEnd"/>
+            <w:r>
+              <w:rPr>
+                <w:rFonts w:ascii="Times New Roman" w:eastAsia="Times New Roman" w:hAnsi="Times New Roman" w:cs="Times New Roman"/>
+                <w:sz w:val="20"/>
+                <w:szCs w:val="20"/>
+              </w:rPr>
+              <w:t>/students}</w:t>
             </w:r>
           </w:p>
         </w:tc>
@@ -11423,7 +11650,6 @@
   <w:style w:type="character" w:default="1" w:styleId="DefaultParagraphFont">
     <w:name w:val="Default Paragraph Font"/>
     <w:uiPriority w:val="1"/>
-    <w:semiHidden/>
     <w:unhideWhenUsed/>
   </w:style>
   <w:style w:type="table" w:default="1" w:styleId="TableNormal">
